--- a/thesis-investor-segmentation/thesis/exports/第一至三章初稿.docx
+++ b/thesis-investor-segmentation/thesis/exports/第一至三章初稿.docx
@@ -2,6 +2,366 @@
 <file path=word/document.xml><?xml version="1.0" encoding="utf-8"?>
 <w:document xmlns:w="http://schemas.openxmlformats.org/wordprocessingml/2006/main" xmlns:m="http://schemas.openxmlformats.org/officeDocument/2006/math" xmlns:r="http://schemas.openxmlformats.org/officeDocument/2006/relationships" xmlns:o="urn:schemas-microsoft-com:office:office" xmlns:v="urn:schemas-microsoft-com:vml" xmlns:w10="urn:schemas-microsoft-com:office:word" xmlns:a="http://schemas.openxmlformats.org/drawingml/2006/main" xmlns:pic="http://schemas.openxmlformats.org/drawingml/2006/picture" xmlns:wp="http://schemas.openxmlformats.org/drawingml/2006/wordprocessingDrawing">
   <w:body>
+    <w:p>
+      <w:pPr>
+        <w:spacing w:before="800" w:after="0"/>
+        <w:jc w:val="center"/>
+      </w:pPr>
+      <w:r>
+        <w:rPr>
+          <w:rFonts w:ascii="Times New Roman" w:hAnsi="Times New Roman" w:eastAsia="標楷體"/>
+          <w:b/>
+          <w:sz w:val="48"/>
+        </w:rPr>
+        <w:t>國立臺北商業大學</w:t>
+      </w:r>
+    </w:p>
+    <w:p>
+      <w:pPr>
+        <w:spacing w:before="0" w:after="0"/>
+        <w:jc w:val="center"/>
+      </w:pPr>
+      <w:r>
+        <w:rPr>
+          <w:rFonts w:ascii="Times New Roman" w:hAnsi="Times New Roman" w:eastAsia="標楷體"/>
+          <w:b/>
+          <w:sz w:val="48"/>
+        </w:rPr>
+        <w:t>資訊與決策科學研究所</w:t>
+      </w:r>
+    </w:p>
+    <w:p>
+      <w:pPr>
+        <w:spacing w:before="0" w:after="0"/>
+        <w:jc w:val="center"/>
+      </w:pPr>
+      <w:r>
+        <w:rPr>
+          <w:rFonts w:ascii="Times New Roman" w:hAnsi="Times New Roman" w:eastAsia="標楷體"/>
+          <w:b/>
+          <w:sz w:val="48"/>
+        </w:rPr>
+        <w:t>碩士學位論文</w:t>
+      </w:r>
+    </w:p>
+    <w:p>
+      <w:pPr>
+        <w:spacing w:before="0" w:after="0"/>
+        <w:jc w:val="center"/>
+      </w:pPr>
+      <w:r>
+        <w:rPr>
+          <w:rFonts w:ascii="Times New Roman" w:hAnsi="Times New Roman" w:eastAsia="標楷體"/>
+          <w:b w:val="0"/>
+          <w:sz w:val="36"/>
+        </w:rPr>
+      </w:r>
+    </w:p>
+    <w:p>
+      <w:pPr>
+        <w:spacing w:before="0" w:after="0"/>
+        <w:jc w:val="center"/>
+      </w:pPr>
+      <w:r>
+        <w:rPr>
+          <w:rFonts w:ascii="Times New Roman" w:hAnsi="Times New Roman" w:eastAsia="標楷體"/>
+          <w:b w:val="0"/>
+          <w:sz w:val="36"/>
+        </w:rPr>
+      </w:r>
+    </w:p>
+    <w:p>
+      <w:pPr>
+        <w:spacing w:before="0" w:after="0"/>
+        <w:jc w:val="center"/>
+      </w:pPr>
+      <w:r>
+        <w:rPr>
+          <w:rFonts w:ascii="Times New Roman" w:hAnsi="Times New Roman" w:eastAsia="標楷體"/>
+          <w:b w:val="0"/>
+          <w:sz w:val="36"/>
+        </w:rPr>
+      </w:r>
+    </w:p>
+    <w:p>
+      <w:pPr>
+        <w:spacing w:before="0" w:after="0"/>
+        <w:jc w:val="center"/>
+      </w:pPr>
+      <w:r>
+        <w:rPr>
+          <w:rFonts w:ascii="Times New Roman" w:hAnsi="Times New Roman" w:eastAsia="標楷體"/>
+          <w:b w:val="0"/>
+          <w:sz w:val="36"/>
+        </w:rPr>
+      </w:r>
+    </w:p>
+    <w:p>
+      <w:pPr>
+        <w:spacing w:before="0" w:after="0"/>
+        <w:jc w:val="center"/>
+      </w:pPr>
+      <w:r>
+        <w:rPr>
+          <w:rFonts w:ascii="Times New Roman" w:hAnsi="Times New Roman" w:eastAsia="標楷體"/>
+          <w:b w:val="0"/>
+          <w:sz w:val="36"/>
+        </w:rPr>
+      </w:r>
+    </w:p>
+    <w:p>
+      <w:pPr>
+        <w:spacing w:before="0" w:after="0" w:line="640" w:lineRule="exact"/>
+        <w:jc w:val="center"/>
+      </w:pPr>
+      <w:r>
+        <w:rPr>
+          <w:rFonts w:ascii="Times New Roman" w:hAnsi="Times New Roman" w:eastAsia="標楷體"/>
+          <w:b/>
+          <w:sz w:val="48"/>
+        </w:rPr>
+        <w:t>應用投資人分群與個人化推薦模型於數位券商基金投資服務之研究</w:t>
+      </w:r>
+    </w:p>
+    <w:p>
+      <w:pPr>
+        <w:spacing w:before="0" w:after="0"/>
+        <w:jc w:val="center"/>
+      </w:pPr>
+      <w:r>
+        <w:rPr>
+          <w:rFonts w:ascii="Times New Roman" w:hAnsi="Times New Roman" w:eastAsia="標楷體"/>
+          <w:b w:val="0"/>
+          <w:sz w:val="24"/>
+        </w:rPr>
+      </w:r>
+    </w:p>
+    <w:p>
+      <w:pPr>
+        <w:spacing w:before="0" w:after="0" w:line="520" w:lineRule="exact"/>
+        <w:jc w:val="center"/>
+      </w:pPr>
+      <w:r>
+        <w:rPr>
+          <w:rFonts w:ascii="Times New Roman" w:hAnsi="Times New Roman" w:eastAsia="標楷體"/>
+          <w:b w:val="0"/>
+          <w:sz w:val="40"/>
+        </w:rPr>
+        <w:t>A Study on Applying Investor Segmentation and Personalized Recommendation Models to Digital Brokerage Fund Investment Services</w:t>
+      </w:r>
+    </w:p>
+    <w:p>
+      <w:pPr>
+        <w:spacing w:before="0" w:after="0"/>
+        <w:jc w:val="center"/>
+      </w:pPr>
+      <w:r>
+        <w:rPr>
+          <w:rFonts w:ascii="Times New Roman" w:hAnsi="Times New Roman" w:eastAsia="標楷體"/>
+          <w:b w:val="0"/>
+          <w:sz w:val="36"/>
+        </w:rPr>
+      </w:r>
+    </w:p>
+    <w:p>
+      <w:pPr>
+        <w:spacing w:before="0" w:after="0"/>
+        <w:jc w:val="center"/>
+      </w:pPr>
+      <w:r>
+        <w:rPr>
+          <w:rFonts w:ascii="Times New Roman" w:hAnsi="Times New Roman" w:eastAsia="標楷體"/>
+          <w:b w:val="0"/>
+          <w:sz w:val="36"/>
+        </w:rPr>
+      </w:r>
+    </w:p>
+    <w:p>
+      <w:pPr>
+        <w:spacing w:before="0" w:after="0"/>
+        <w:jc w:val="center"/>
+      </w:pPr>
+      <w:r>
+        <w:rPr>
+          <w:rFonts w:ascii="Times New Roman" w:hAnsi="Times New Roman" w:eastAsia="標楷體"/>
+          <w:b w:val="0"/>
+          <w:sz w:val="36"/>
+        </w:rPr>
+      </w:r>
+    </w:p>
+    <w:p>
+      <w:pPr>
+        <w:spacing w:before="0" w:after="0"/>
+        <w:jc w:val="center"/>
+      </w:pPr>
+      <w:r>
+        <w:rPr>
+          <w:rFonts w:ascii="Times New Roman" w:hAnsi="Times New Roman" w:eastAsia="標楷體"/>
+          <w:b w:val="0"/>
+          <w:sz w:val="36"/>
+        </w:rPr>
+      </w:r>
+    </w:p>
+    <w:p>
+      <w:pPr>
+        <w:spacing w:before="0" w:after="0"/>
+        <w:jc w:val="center"/>
+      </w:pPr>
+      <w:r>
+        <w:rPr>
+          <w:rFonts w:ascii="Times New Roman" w:hAnsi="Times New Roman" w:eastAsia="標楷體"/>
+          <w:b w:val="0"/>
+          <w:sz w:val="36"/>
+        </w:rPr>
+      </w:r>
+    </w:p>
+    <w:p>
+      <w:pPr>
+        <w:spacing w:before="0" w:after="0"/>
+        <w:jc w:val="center"/>
+      </w:pPr>
+      <w:r>
+        <w:rPr>
+          <w:rFonts w:ascii="Times New Roman" w:hAnsi="Times New Roman" w:eastAsia="標楷體"/>
+          <w:b/>
+          <w:sz w:val="36"/>
+        </w:rPr>
+        <w:t>研究生：黃子甄　撰</w:t>
+      </w:r>
+    </w:p>
+    <w:p>
+      <w:pPr>
+        <w:spacing w:before="0" w:after="0"/>
+        <w:jc w:val="center"/>
+      </w:pPr>
+      <w:r>
+        <w:rPr>
+          <w:rFonts w:ascii="Times New Roman" w:hAnsi="Times New Roman" w:eastAsia="標楷體"/>
+          <w:b w:val="0"/>
+          <w:sz w:val="36"/>
+        </w:rPr>
+      </w:r>
+    </w:p>
+    <w:p>
+      <w:pPr>
+        <w:spacing w:before="0" w:after="0"/>
+        <w:jc w:val="center"/>
+      </w:pPr>
+      <w:r>
+        <w:rPr>
+          <w:rFonts w:ascii="Times New Roman" w:hAnsi="Times New Roman" w:eastAsia="標楷體"/>
+          <w:b w:val="0"/>
+          <w:sz w:val="36"/>
+        </w:rPr>
+      </w:r>
+    </w:p>
+    <w:p>
+      <w:pPr>
+        <w:spacing w:before="0" w:after="0"/>
+        <w:jc w:val="center"/>
+      </w:pPr>
+      <w:r>
+        <w:rPr>
+          <w:rFonts w:ascii="Times New Roman" w:hAnsi="Times New Roman" w:eastAsia="標楷體"/>
+          <w:b w:val="0"/>
+          <w:sz w:val="36"/>
+        </w:rPr>
+      </w:r>
+    </w:p>
+    <w:p>
+      <w:pPr>
+        <w:spacing w:before="0" w:after="0"/>
+        <w:jc w:val="center"/>
+      </w:pPr>
+      <w:r>
+        <w:rPr>
+          <w:rFonts w:ascii="Times New Roman" w:hAnsi="Times New Roman" w:eastAsia="標楷體"/>
+          <w:b w:val="0"/>
+          <w:sz w:val="36"/>
+        </w:rPr>
+      </w:r>
+    </w:p>
+    <w:p>
+      <w:pPr>
+        <w:spacing w:before="0" w:after="0"/>
+        <w:jc w:val="center"/>
+      </w:pPr>
+      <w:r>
+        <w:rPr>
+          <w:rFonts w:ascii="Times New Roman" w:hAnsi="Times New Roman" w:eastAsia="標楷體"/>
+          <w:b/>
+          <w:sz w:val="36"/>
+        </w:rPr>
+        <w:t>指導教授：王亦凡　博士</w:t>
+      </w:r>
+    </w:p>
+    <w:p>
+      <w:pPr>
+        <w:spacing w:before="0" w:after="0"/>
+        <w:jc w:val="center"/>
+      </w:pPr>
+      <w:r>
+        <w:rPr>
+          <w:rFonts w:ascii="Times New Roman" w:hAnsi="Times New Roman" w:eastAsia="標楷體"/>
+          <w:b w:val="0"/>
+          <w:sz w:val="36"/>
+        </w:rPr>
+      </w:r>
+    </w:p>
+    <w:p>
+      <w:pPr>
+        <w:spacing w:before="0" w:after="0"/>
+        <w:jc w:val="center"/>
+      </w:pPr>
+      <w:r>
+        <w:rPr>
+          <w:rFonts w:ascii="Times New Roman" w:hAnsi="Times New Roman" w:eastAsia="標楷體"/>
+          <w:b w:val="0"/>
+          <w:sz w:val="36"/>
+        </w:rPr>
+      </w:r>
+    </w:p>
+    <w:p>
+      <w:pPr>
+        <w:spacing w:before="0" w:after="0"/>
+        <w:jc w:val="center"/>
+      </w:pPr>
+      <w:r>
+        <w:rPr>
+          <w:rFonts w:ascii="Times New Roman" w:hAnsi="Times New Roman" w:eastAsia="標楷體"/>
+          <w:b w:val="0"/>
+          <w:sz w:val="36"/>
+        </w:rPr>
+      </w:r>
+    </w:p>
+    <w:p>
+      <w:pPr>
+        <w:spacing w:before="0" w:after="0"/>
+        <w:jc w:val="center"/>
+      </w:pPr>
+      <w:r>
+        <w:rPr>
+          <w:rFonts w:ascii="Times New Roman" w:hAnsi="Times New Roman" w:eastAsia="標楷體"/>
+          <w:b w:val="0"/>
+          <w:sz w:val="36"/>
+        </w:rPr>
+      </w:r>
+    </w:p>
+    <w:p>
+      <w:pPr>
+        <w:spacing w:before="0" w:after="0"/>
+        <w:jc w:val="center"/>
+      </w:pPr>
+      <w:r>
+        <w:rPr>
+          <w:rFonts w:ascii="Times New Roman" w:hAnsi="Times New Roman" w:eastAsia="標楷體"/>
+          <w:b/>
+          <w:sz w:val="36"/>
+        </w:rPr>
+        <w:t>中華民國一一七年六月</w:t>
+        <w:br w:type="page"/>
+      </w:r>
+    </w:p>
     <w:sdt>
       <w:sdtPr>
         <w:docPartObj>
@@ -15,7 +375,10 @@
             <w:pStyle w:val="TOCHeading"/>
           </w:pPr>
           <w:r>
-            <w:t xml:space="preserve">Table of Contents</w:t>
+            <w:rPr>
+              <w:rFonts w:hint="eastAsia"/>
+            </w:rPr>
+            <w:t xml:space="preserve">目錄</w:t>
           </w:r>
         </w:p>
         <w:p>
@@ -34620,7 +34983,7 @@
         <w:rFonts w:asciiTheme="minorHAnsi" w:cstheme="minorBidi" w:eastAsiaTheme="minorEastAsia" w:hAnsiTheme="minorHAnsi"/>
         <w:sz w:val="22"/>
         <w:szCs w:val="22"/>
-        <w:lang w:bidi="ar-SA" w:eastAsia="en-US" w:val="en-US"/>
+        <w:lang w:bidi="ar-SA" w:eastAsia="zh-TW" w:val="en-US"/>
       </w:rPr>
     </w:rPrDefault>
     <w:pPrDefault>
